--- a/sutkeri.docx
+++ b/sutkeri.docx
@@ -1,31 +1,85 @@
 
 <file path=word/document.xml><?xml version="1.0" encoding="utf-8"?>
-<w:document xmlns:wpc="http://schemas.microsoft.com/office/word/2010/wordprocessingCanvas" xmlns:cx="http://schemas.microsoft.com/office/drawing/2014/chartex" xmlns:mc="http://schemas.openxmlformats.org/markup-compatibility/2006" xmlns:o="urn:schemas-microsoft-com:office:office" xmlns:r="http://schemas.openxmlformats.org/officeDocument/2006/relationships" xmlns:m="http://schemas.openxmlformats.org/officeDocument/2006/math" xmlns:v="urn:schemas-microsoft-com:vml" xmlns:wp14="http://schemas.microsoft.com/office/word/2010/wordprocessingDrawing" xmlns:wp="http://schemas.openxmlformats.org/drawingml/2006/wordprocessingDrawing" xmlns:w10="urn:schemas-microsoft-com:office:word" xmlns:w="http://schemas.openxmlformats.org/wordprocessingml/2006/main" xmlns:w14="http://schemas.microsoft.com/office/word/2010/wordml" xmlns:w15="http://schemas.microsoft.com/office/word/2012/wordml" xmlns:w16se="http://schemas.microsoft.com/office/word/2015/wordml/symex" xmlns:wpg="http://schemas.microsoft.com/office/word/2010/wordprocessingGroup" xmlns:wpi="http://schemas.microsoft.com/office/word/2010/wordprocessingInk" xmlns:wne="http://schemas.microsoft.com/office/word/2006/wordml" xmlns:wps="http://schemas.microsoft.com/office/word/2010/wordprocessingShape" mc:Ignorable="w14 w15 w16se wp14">
+<w:document xmlns:wpc="http://schemas.microsoft.com/office/word/2010/wordprocessingCanvas" xmlns:cx="http://schemas.microsoft.com/office/drawing/2014/chartex" xmlns:cx1="http://schemas.microsoft.com/office/drawing/2015/9/8/chartex" xmlns:cx2="http://schemas.microsoft.com/office/drawing/2015/10/21/chartex" xmlns:cx3="http://schemas.microsoft.com/office/drawing/2016/5/9/chartex" xmlns:cx4="http://schemas.microsoft.com/office/drawing/2016/5/10/chartex" xmlns:cx5="http://schemas.microsoft.com/office/drawing/2016/5/11/chartex" xmlns:cx6="http://schemas.microsoft.com/office/drawing/2016/5/12/chartex" xmlns:cx7="http://schemas.microsoft.com/office/drawing/2016/5/13/chartex" xmlns:cx8="http://schemas.microsoft.com/office/drawing/2016/5/14/chartex" xmlns:mc="http://schemas.openxmlformats.org/markup-compatibility/2006" xmlns:aink="http://schemas.microsoft.com/office/drawing/2016/ink" xmlns:am3d="http://schemas.microsoft.com/office/drawing/2017/model3d" xmlns:o="urn:schemas-microsoft-com:office:office" xmlns:oel="http://schemas.microsoft.com/office/2019/extlst" xmlns:r="http://schemas.openxmlformats.org/officeDocument/2006/relationships" xmlns:m="http://schemas.openxmlformats.org/officeDocument/2006/math" xmlns:v="urn:schemas-microsoft-com:vml" xmlns:wp14="http://schemas.microsoft.com/office/word/2010/wordprocessingDrawing" xmlns:wp="http://schemas.openxmlformats.org/drawingml/2006/wordprocessingDrawing" xmlns:w10="urn:schemas-microsoft-com:office:word" xmlns:w="http://schemas.openxmlformats.org/wordprocessingml/2006/main" xmlns:w14="http://schemas.microsoft.com/office/word/2010/wordml" xmlns:w15="http://schemas.microsoft.com/office/word/2012/wordml" xmlns:w16cex="http://schemas.microsoft.com/office/word/2018/wordml/cex" xmlns:w16cid="http://schemas.microsoft.com/office/word/2016/wordml/cid" xmlns:w16="http://schemas.microsoft.com/office/word/2018/wordml" xmlns:w16du="http://schemas.microsoft.com/office/word/2023/wordml/word16du" xmlns:w16sdtdh="http://schemas.microsoft.com/office/word/2020/wordml/sdtdatahash" xmlns:w16sdtfl="http://schemas.microsoft.com/office/word/2024/wordml/sdtformatlock" xmlns:w16se="http://schemas.microsoft.com/office/word/2015/wordml/symex" xmlns:wpg="http://schemas.microsoft.com/office/word/2010/wordprocessingGroup" xmlns:wpi="http://schemas.microsoft.com/office/word/2010/wordprocessingInk" xmlns:wne="http://schemas.microsoft.com/office/word/2006/wordml" xmlns:wps="http://schemas.microsoft.com/office/word/2010/wordprocessingShape" mc:Ignorable="w14 w15 w16se w16cid w16 w16cex w16sdtdh w16sdtfl w16du wp14">
   <w:body>
     <w:p>
       <w:pPr>
         <w:jc w:val="right"/>
         <w:rPr>
           <w:rFonts w:ascii="Preeti" w:hAnsi="Preeti"/>
+          <w:sz w:val="32"/>
+          <w:szCs w:val="28"/>
         </w:rPr>
       </w:pPr>
-      <w:r>
-        <w:rPr>
-          <w:rFonts w:ascii="Preeti" w:hAnsi="Preeti"/>
-        </w:rPr>
-        <w:t>l</w:t>
-      </w:r>
-      <w:r>
-        <w:rPr>
-          <w:rFonts w:ascii="Preeti" w:hAnsi="Preeti"/>
-        </w:rPr>
-        <w:t>d</w:t>
-      </w:r>
-      <w:r>
-        <w:rPr>
-          <w:rFonts w:ascii="Preeti" w:hAnsi="Preeti"/>
-        </w:rPr>
-        <w:t>lt M @)*@÷!!÷@(</w:t>
+      <w:proofErr w:type="spellStart"/>
+      <w:r>
+        <w:rPr>
+          <w:rFonts w:ascii="Preeti" w:hAnsi="Preeti"/>
+          <w:sz w:val="32"/>
+          <w:szCs w:val="28"/>
+        </w:rPr>
+        <w:t>ldlt</w:t>
+      </w:r>
+      <w:proofErr w:type="spellEnd"/>
+      <w:r>
+        <w:rPr>
+          <w:rFonts w:ascii="Preeti" w:hAnsi="Preeti"/>
+          <w:sz w:val="32"/>
+          <w:szCs w:val="28"/>
+        </w:rPr>
+        <w:t xml:space="preserve"> M </w:t>
+      </w:r>
+      <w:proofErr w:type="gramStart"/>
+      <w:r>
+        <w:rPr>
+          <w:rFonts w:ascii="Preeti" w:hAnsi="Preeti"/>
+          <w:sz w:val="32"/>
+          <w:szCs w:val="28"/>
+        </w:rPr>
+        <w:t>@)*</w:t>
+      </w:r>
+      <w:proofErr w:type="gramEnd"/>
+      <w:r>
+        <w:rPr>
+          <w:rFonts w:ascii="Preeti" w:hAnsi="Preeti"/>
+          <w:sz w:val="32"/>
+          <w:szCs w:val="28"/>
+        </w:rPr>
+        <w:t>@</w:t>
+      </w:r>
+      <w:proofErr w:type="gramStart"/>
+      <w:r>
+        <w:rPr>
+          <w:rFonts w:ascii="Preeti" w:hAnsi="Preeti"/>
+          <w:sz w:val="32"/>
+          <w:szCs w:val="28"/>
+        </w:rPr>
+        <w:t>÷!</w:t>
+      </w:r>
+      <w:r>
+        <w:rPr>
+          <w:rFonts w:ascii="Preeti" w:hAnsi="Preeti"/>
+          <w:sz w:val="32"/>
+          <w:szCs w:val="28"/>
+        </w:rPr>
+        <w:t>@</w:t>
+      </w:r>
+      <w:proofErr w:type="gramEnd"/>
+      <w:r>
+        <w:rPr>
+          <w:rFonts w:ascii="Preeti" w:hAnsi="Preeti"/>
+          <w:sz w:val="32"/>
+          <w:szCs w:val="28"/>
+        </w:rPr>
+        <w:t>÷</w:t>
+      </w:r>
+      <w:r>
+        <w:rPr>
+          <w:rFonts w:ascii="Preeti" w:hAnsi="Preeti"/>
+          <w:sz w:val="32"/>
+          <w:szCs w:val="28"/>
+        </w:rPr>
+        <w:t>)!</w:t>
       </w:r>
     </w:p>
     <w:p>
@@ -33,33 +87,247 @@
         <w:spacing w:line="360" w:lineRule="auto"/>
         <w:rPr>
           <w:rFonts w:ascii="Preeti" w:hAnsi="Preeti"/>
+          <w:sz w:val="32"/>
+          <w:szCs w:val="28"/>
         </w:rPr>
       </w:pPr>
       <w:r>
         <w:rPr>
           <w:rFonts w:ascii="Preeti" w:hAnsi="Preeti"/>
-        </w:rPr>
-        <w:t>&gt;Ldfg\ k|d'v k|</w:t>
-      </w:r>
-      <w:r>
-        <w:rPr>
-          <w:rFonts w:ascii="Preeti" w:hAnsi="Preeti"/>
-        </w:rPr>
-        <w:t>zf;sLo clws[t Ho" ,</w:t>
-      </w:r>
+          <w:sz w:val="32"/>
+          <w:szCs w:val="28"/>
+        </w:rPr>
+        <w:t>&gt;</w:t>
+      </w:r>
+      <w:proofErr w:type="spellStart"/>
+      <w:r>
+        <w:rPr>
+          <w:rFonts w:ascii="Preeti" w:hAnsi="Preeti"/>
+          <w:sz w:val="32"/>
+          <w:szCs w:val="28"/>
+        </w:rPr>
+        <w:t>Ldfg</w:t>
+      </w:r>
+      <w:proofErr w:type="spellEnd"/>
+      <w:r>
+        <w:rPr>
+          <w:rFonts w:ascii="Preeti" w:hAnsi="Preeti"/>
+          <w:sz w:val="32"/>
+          <w:szCs w:val="28"/>
+        </w:rPr>
+        <w:t xml:space="preserve">\ </w:t>
+      </w:r>
+      <w:proofErr w:type="spellStart"/>
+      <w:r>
+        <w:rPr>
+          <w:rFonts w:ascii="Preeti" w:hAnsi="Preeti"/>
+          <w:sz w:val="32"/>
+          <w:szCs w:val="28"/>
+        </w:rPr>
+        <w:t>k|d'v</w:t>
+      </w:r>
+      <w:proofErr w:type="spellEnd"/>
+      <w:r>
+        <w:rPr>
+          <w:rFonts w:ascii="Preeti" w:hAnsi="Preeti"/>
+          <w:sz w:val="32"/>
+          <w:szCs w:val="28"/>
+        </w:rPr>
+        <w:t xml:space="preserve"> </w:t>
+      </w:r>
+      <w:proofErr w:type="spellStart"/>
+      <w:r>
+        <w:rPr>
+          <w:rFonts w:ascii="Preeti" w:hAnsi="Preeti"/>
+          <w:sz w:val="32"/>
+          <w:szCs w:val="28"/>
+        </w:rPr>
+        <w:t>k|</w:t>
+      </w:r>
+      <w:proofErr w:type="gramStart"/>
+      <w:r>
+        <w:rPr>
+          <w:rFonts w:ascii="Preeti" w:hAnsi="Preeti"/>
+          <w:sz w:val="32"/>
+          <w:szCs w:val="28"/>
+        </w:rPr>
+        <w:t>zf;sLo</w:t>
+      </w:r>
+      <w:proofErr w:type="spellEnd"/>
+      <w:proofErr w:type="gramEnd"/>
+      <w:r>
+        <w:rPr>
+          <w:rFonts w:ascii="Preeti" w:hAnsi="Preeti"/>
+          <w:sz w:val="32"/>
+          <w:szCs w:val="28"/>
+        </w:rPr>
+        <w:t xml:space="preserve"> </w:t>
+      </w:r>
+      <w:proofErr w:type="spellStart"/>
+      <w:proofErr w:type="gramStart"/>
+      <w:r>
+        <w:rPr>
+          <w:rFonts w:ascii="Preeti" w:hAnsi="Preeti"/>
+          <w:sz w:val="32"/>
+          <w:szCs w:val="28"/>
+        </w:rPr>
+        <w:t>clws</w:t>
+      </w:r>
+      <w:proofErr w:type="spellEnd"/>
+      <w:r>
+        <w:rPr>
+          <w:rFonts w:ascii="Preeti" w:hAnsi="Preeti"/>
+          <w:sz w:val="32"/>
+          <w:szCs w:val="28"/>
+        </w:rPr>
+        <w:t>[</w:t>
+      </w:r>
+      <w:proofErr w:type="gramEnd"/>
+      <w:r>
+        <w:rPr>
+          <w:rFonts w:ascii="Preeti" w:hAnsi="Preeti"/>
+          <w:sz w:val="32"/>
+          <w:szCs w:val="28"/>
+        </w:rPr>
+        <w:t>t Ho</w:t>
+      </w:r>
+      <w:proofErr w:type="gramStart"/>
+      <w:r>
+        <w:rPr>
+          <w:rFonts w:ascii="Preeti" w:hAnsi="Preeti"/>
+          <w:sz w:val="32"/>
+          <w:szCs w:val="28"/>
+        </w:rPr>
+        <w:t>" ,</w:t>
+      </w:r>
+      <w:proofErr w:type="gramEnd"/>
     </w:p>
     <w:p>
       <w:pPr>
         <w:spacing w:line="360" w:lineRule="auto"/>
         <w:rPr>
           <w:rFonts w:ascii="Preeti" w:hAnsi="Preeti"/>
+          <w:sz w:val="32"/>
+          <w:szCs w:val="28"/>
         </w:rPr>
       </w:pPr>
-      <w:r>
-        <w:rPr>
-          <w:rFonts w:ascii="Preeti" w:hAnsi="Preeti"/>
-        </w:rPr>
-        <w:t>z+v/fk'/ gu/sfo{kflnsfsf] sfof{no,</w:t>
+      <w:proofErr w:type="spellStart"/>
+      <w:r>
+        <w:rPr>
+          <w:rFonts w:ascii="Preeti" w:hAnsi="Preeti"/>
+          <w:sz w:val="32"/>
+          <w:szCs w:val="28"/>
+        </w:rPr>
+        <w:t>z+v</w:t>
+      </w:r>
+      <w:proofErr w:type="spellEnd"/>
+      <w:r>
+        <w:rPr>
+          <w:rFonts w:ascii="Preeti" w:hAnsi="Preeti"/>
+          <w:sz w:val="32"/>
+          <w:szCs w:val="28"/>
+        </w:rPr>
+        <w:t>/</w:t>
+      </w:r>
+      <w:proofErr w:type="spellStart"/>
+      <w:r>
+        <w:rPr>
+          <w:rFonts w:ascii="Preeti" w:hAnsi="Preeti"/>
+          <w:sz w:val="32"/>
+          <w:szCs w:val="28"/>
+        </w:rPr>
+        <w:t>fk</w:t>
+      </w:r>
+      <w:proofErr w:type="spellEnd"/>
+      <w:r>
+        <w:rPr>
+          <w:rFonts w:ascii="Preeti" w:hAnsi="Preeti"/>
+          <w:sz w:val="32"/>
+          <w:szCs w:val="28"/>
+        </w:rPr>
+        <w:t xml:space="preserve">'/ </w:t>
+      </w:r>
+      <w:proofErr w:type="spellStart"/>
+      <w:r>
+        <w:rPr>
+          <w:rFonts w:ascii="Preeti" w:hAnsi="Preeti"/>
+          <w:sz w:val="32"/>
+          <w:szCs w:val="28"/>
+        </w:rPr>
+        <w:t>gu</w:t>
+      </w:r>
+      <w:proofErr w:type="spellEnd"/>
+      <w:r>
+        <w:rPr>
+          <w:rFonts w:ascii="Preeti" w:hAnsi="Preeti"/>
+          <w:sz w:val="32"/>
+          <w:szCs w:val="28"/>
+        </w:rPr>
+        <w:t>/</w:t>
+      </w:r>
+      <w:proofErr w:type="spellStart"/>
+      <w:r>
+        <w:rPr>
+          <w:rFonts w:ascii="Preeti" w:hAnsi="Preeti"/>
+          <w:sz w:val="32"/>
+          <w:szCs w:val="28"/>
+        </w:rPr>
+        <w:t>sfo</w:t>
+      </w:r>
+      <w:proofErr w:type="spellEnd"/>
+      <w:r>
+        <w:rPr>
+          <w:rFonts w:ascii="Preeti" w:hAnsi="Preeti"/>
+          <w:sz w:val="32"/>
+          <w:szCs w:val="28"/>
+        </w:rPr>
+        <w:t>{</w:t>
+      </w:r>
+      <w:proofErr w:type="spellStart"/>
+      <w:r>
+        <w:rPr>
+          <w:rFonts w:ascii="Preeti" w:hAnsi="Preeti"/>
+          <w:sz w:val="32"/>
+          <w:szCs w:val="28"/>
+        </w:rPr>
+        <w:t>kflnsfsf</w:t>
+      </w:r>
+      <w:proofErr w:type="spellEnd"/>
+      <w:r>
+        <w:rPr>
+          <w:rFonts w:ascii="Preeti" w:hAnsi="Preeti"/>
+          <w:sz w:val="32"/>
+          <w:szCs w:val="28"/>
+        </w:rPr>
+        <w:t xml:space="preserve">] </w:t>
+      </w:r>
+      <w:proofErr w:type="spellStart"/>
+      <w:proofErr w:type="gramStart"/>
+      <w:r>
+        <w:rPr>
+          <w:rFonts w:ascii="Preeti" w:hAnsi="Preeti"/>
+          <w:sz w:val="32"/>
+          <w:szCs w:val="28"/>
+        </w:rPr>
+        <w:t>sfof</w:t>
+      </w:r>
+      <w:proofErr w:type="spellEnd"/>
+      <w:r>
+        <w:rPr>
+          <w:rFonts w:ascii="Preeti" w:hAnsi="Preeti"/>
+          <w:sz w:val="32"/>
+          <w:szCs w:val="28"/>
+        </w:rPr>
+        <w:t>{</w:t>
+      </w:r>
+      <w:proofErr w:type="gramEnd"/>
+      <w:r>
+        <w:rPr>
+          <w:rFonts w:ascii="Preeti" w:hAnsi="Preeti"/>
+          <w:sz w:val="32"/>
+          <w:szCs w:val="28"/>
+        </w:rPr>
+        <w:t>no,</w:t>
       </w:r>
     </w:p>
     <w:p>
@@ -67,13 +335,55 @@
         <w:spacing w:line="360" w:lineRule="auto"/>
         <w:rPr>
           <w:rFonts w:ascii="Preeti" w:hAnsi="Preeti"/>
+          <w:sz w:val="32"/>
+          <w:szCs w:val="28"/>
         </w:rPr>
       </w:pPr>
-      <w:r>
-        <w:rPr>
-          <w:rFonts w:ascii="Preeti" w:hAnsi="Preeti"/>
-        </w:rPr>
-        <w:t>;fFv', sf7df8f}F .</w:t>
+      <w:proofErr w:type="gramStart"/>
+      <w:r>
+        <w:rPr>
+          <w:rFonts w:ascii="Preeti" w:hAnsi="Preeti"/>
+          <w:sz w:val="32"/>
+          <w:szCs w:val="28"/>
+        </w:rPr>
+        <w:t>;</w:t>
+      </w:r>
+      <w:proofErr w:type="spellStart"/>
+      <w:r>
+        <w:rPr>
+          <w:rFonts w:ascii="Preeti" w:hAnsi="Preeti"/>
+          <w:sz w:val="32"/>
+          <w:szCs w:val="28"/>
+        </w:rPr>
+        <w:t>fFv</w:t>
+      </w:r>
+      <w:proofErr w:type="spellEnd"/>
+      <w:proofErr w:type="gramEnd"/>
+      <w:r>
+        <w:rPr>
+          <w:rFonts w:ascii="Preeti" w:hAnsi="Preeti"/>
+          <w:sz w:val="32"/>
+          <w:szCs w:val="28"/>
+        </w:rPr>
+        <w:t>', sf7df8</w:t>
+      </w:r>
+      <w:proofErr w:type="gramStart"/>
+      <w:r>
+        <w:rPr>
+          <w:rFonts w:ascii="Preeti" w:hAnsi="Preeti"/>
+          <w:sz w:val="32"/>
+          <w:szCs w:val="28"/>
+        </w:rPr>
+        <w:t>f}F</w:t>
+      </w:r>
+      <w:proofErr w:type="gramEnd"/>
+      <w:r>
+        <w:rPr>
+          <w:rFonts w:ascii="Preeti" w:hAnsi="Preeti"/>
+          <w:sz w:val="32"/>
+          <w:szCs w:val="28"/>
+        </w:rPr>
+        <w:t xml:space="preserve"> .</w:t>
       </w:r>
     </w:p>
     <w:p>
@@ -84,40 +394,178 @@
           <w:rFonts w:ascii="Preeti" w:hAnsi="Preeti"/>
           <w:b/>
           <w:bCs/>
-          <w:sz w:val="24"/>
-          <w:szCs w:val="22"/>
+          <w:sz w:val="32"/>
+          <w:szCs w:val="28"/>
         </w:rPr>
       </w:pPr>
+      <w:proofErr w:type="spellStart"/>
       <w:r>
         <w:rPr>
           <w:rFonts w:ascii="Preeti" w:hAnsi="Preeti"/>
           <w:b/>
           <w:bCs/>
-          <w:sz w:val="24"/>
-          <w:szCs w:val="22"/>
-        </w:rPr>
-        <w:t xml:space="preserve">ljifo </w:t>
-      </w:r>
+          <w:sz w:val="32"/>
+          <w:szCs w:val="28"/>
+        </w:rPr>
+        <w:t>ljifo</w:t>
+      </w:r>
+      <w:proofErr w:type="spellEnd"/>
       <w:r>
         <w:rPr>
           <w:rFonts w:ascii="Preeti" w:hAnsi="Preeti"/>
           <w:b/>
           <w:bCs/>
-          <w:sz w:val="24"/>
-          <w:szCs w:val="22"/>
-        </w:rPr>
-        <w:t>M</w:t>
-      </w:r>
+          <w:sz w:val="32"/>
+          <w:szCs w:val="28"/>
+        </w:rPr>
+        <w:t xml:space="preserve"> </w:t>
+      </w:r>
+      <w:proofErr w:type="gramStart"/>
       <w:r>
         <w:rPr>
           <w:rFonts w:ascii="Preeti" w:hAnsi="Preeti"/>
           <w:b/>
           <w:bCs/>
-          <w:sz w:val="24"/>
-          <w:szCs w:val="22"/>
-        </w:rPr>
-        <w:t xml:space="preserve"> ;'Ts]/L tyf lzz' :ofxf/ ;'ljwf kfpmF .</w:t>
-      </w:r>
+          <w:sz w:val="32"/>
+          <w:szCs w:val="28"/>
+        </w:rPr>
+        <w:t>M ;</w:t>
+      </w:r>
+      <w:proofErr w:type="gramEnd"/>
+      <w:r>
+        <w:rPr>
+          <w:rFonts w:ascii="Preeti" w:hAnsi="Preeti"/>
+          <w:b/>
+          <w:bCs/>
+          <w:sz w:val="32"/>
+          <w:szCs w:val="28"/>
+        </w:rPr>
+        <w:t xml:space="preserve">'Ts]/L </w:t>
+      </w:r>
+      <w:proofErr w:type="spellStart"/>
+      <w:r>
+        <w:rPr>
+          <w:rFonts w:ascii="Preeti" w:hAnsi="Preeti"/>
+          <w:b/>
+          <w:bCs/>
+          <w:sz w:val="32"/>
+          <w:szCs w:val="28"/>
+        </w:rPr>
+        <w:t>tyf</w:t>
+      </w:r>
+      <w:proofErr w:type="spellEnd"/>
+      <w:r>
+        <w:rPr>
+          <w:rFonts w:ascii="Preeti" w:hAnsi="Preeti"/>
+          <w:b/>
+          <w:bCs/>
+          <w:sz w:val="32"/>
+          <w:szCs w:val="28"/>
+        </w:rPr>
+        <w:t xml:space="preserve"> </w:t>
+      </w:r>
+      <w:proofErr w:type="spellStart"/>
+      <w:r>
+        <w:rPr>
+          <w:rFonts w:ascii="Preeti" w:hAnsi="Preeti"/>
+          <w:b/>
+          <w:bCs/>
+          <w:sz w:val="32"/>
+          <w:szCs w:val="28"/>
+        </w:rPr>
+        <w:t>lzz</w:t>
+      </w:r>
+      <w:proofErr w:type="spellEnd"/>
+      <w:proofErr w:type="gramStart"/>
+      <w:r>
+        <w:rPr>
+          <w:rFonts w:ascii="Preeti" w:hAnsi="Preeti"/>
+          <w:b/>
+          <w:bCs/>
+          <w:sz w:val="32"/>
+          <w:szCs w:val="28"/>
+        </w:rPr>
+        <w:t>' :</w:t>
+      </w:r>
+      <w:proofErr w:type="spellStart"/>
+      <w:r>
+        <w:rPr>
+          <w:rFonts w:ascii="Preeti" w:hAnsi="Preeti"/>
+          <w:b/>
+          <w:bCs/>
+          <w:sz w:val="32"/>
+          <w:szCs w:val="28"/>
+        </w:rPr>
+        <w:t>ofxf</w:t>
+      </w:r>
+      <w:proofErr w:type="spellEnd"/>
+      <w:r>
+        <w:rPr>
+          <w:rFonts w:ascii="Preeti" w:hAnsi="Preeti"/>
+          <w:b/>
+          <w:bCs/>
+          <w:sz w:val="32"/>
+          <w:szCs w:val="28"/>
+        </w:rPr>
+        <w:t>/ ;</w:t>
+      </w:r>
+      <w:proofErr w:type="gramEnd"/>
+      <w:r>
+        <w:rPr>
+          <w:rFonts w:ascii="Preeti" w:hAnsi="Preeti"/>
+          <w:b/>
+          <w:bCs/>
+          <w:sz w:val="32"/>
+          <w:szCs w:val="28"/>
+        </w:rPr>
+        <w:t>'</w:t>
+      </w:r>
+      <w:proofErr w:type="spellStart"/>
+      <w:r>
+        <w:rPr>
+          <w:rFonts w:ascii="Preeti" w:hAnsi="Preeti"/>
+          <w:b/>
+          <w:bCs/>
+          <w:sz w:val="32"/>
+          <w:szCs w:val="28"/>
+        </w:rPr>
+        <w:t>ljwf</w:t>
+      </w:r>
+      <w:proofErr w:type="spellEnd"/>
+      <w:r>
+        <w:rPr>
+          <w:rFonts w:ascii="Preeti" w:hAnsi="Preeti"/>
+          <w:b/>
+          <w:bCs/>
+          <w:sz w:val="32"/>
+          <w:szCs w:val="28"/>
+        </w:rPr>
+        <w:t xml:space="preserve"> </w:t>
+      </w:r>
+      <w:proofErr w:type="spellStart"/>
+      <w:proofErr w:type="gramStart"/>
+      <w:r>
+        <w:rPr>
+          <w:rFonts w:ascii="Preeti" w:hAnsi="Preeti"/>
+          <w:b/>
+          <w:bCs/>
+          <w:sz w:val="32"/>
+          <w:szCs w:val="28"/>
+        </w:rPr>
+        <w:t>kfpmF</w:t>
+      </w:r>
+      <w:proofErr w:type="spellEnd"/>
+      <w:r>
+        <w:rPr>
+          <w:rFonts w:ascii="Preeti" w:hAnsi="Preeti"/>
+          <w:b/>
+          <w:bCs/>
+          <w:sz w:val="32"/>
+          <w:szCs w:val="28"/>
+        </w:rPr>
+        <w:t xml:space="preserve"> .</w:t>
+      </w:r>
+      <w:proofErr w:type="gramEnd"/>
     </w:p>
     <w:p>
       <w:pPr>
@@ -125,332 +573,1384 @@
         <w:jc w:val="both"/>
         <w:rPr>
           <w:rFonts w:ascii="Preeti" w:hAnsi="Preeti"/>
-          <w:sz w:val="24"/>
-          <w:szCs w:val="22"/>
+          <w:sz w:val="32"/>
+          <w:szCs w:val="28"/>
         </w:rPr>
       </w:pPr>
       <w:r>
         <w:rPr>
           <w:rFonts w:ascii="Preeti" w:hAnsi="Preeti"/>
-          <w:sz w:val="24"/>
-          <w:szCs w:val="22"/>
-        </w:rPr>
-        <w:t xml:space="preserve">pk/f]Qm ;DaGwdf, </w:t>
-      </w:r>
-      <w:r>
-        <w:rPr>
-          <w:rFonts w:ascii="Preeti" w:hAnsi="Preeti"/>
-          <w:sz w:val="24"/>
-          <w:szCs w:val="22"/>
-        </w:rPr>
-        <w:t xml:space="preserve">d lgj]bs </w:t>
-      </w:r>
-      <w:r>
-        <w:rPr>
-          <w:rFonts w:ascii="Preeti" w:hAnsi="Preeti"/>
-          <w:sz w:val="24"/>
-          <w:szCs w:val="22"/>
+          <w:sz w:val="32"/>
+          <w:szCs w:val="28"/>
+        </w:rPr>
+        <w:t>pk/f]</w:t>
+      </w:r>
+      <w:proofErr w:type="spellStart"/>
+      <w:r>
+        <w:rPr>
+          <w:rFonts w:ascii="Preeti" w:hAnsi="Preeti"/>
+          <w:sz w:val="32"/>
+          <w:szCs w:val="28"/>
+        </w:rPr>
+        <w:t>Qm</w:t>
+      </w:r>
+      <w:proofErr w:type="spellEnd"/>
+      <w:r>
+        <w:rPr>
+          <w:rFonts w:ascii="Preeti" w:hAnsi="Preeti"/>
+          <w:sz w:val="32"/>
+          <w:szCs w:val="28"/>
+        </w:rPr>
+        <w:t xml:space="preserve"> ;</w:t>
+      </w:r>
+      <w:proofErr w:type="spellStart"/>
+      <w:r>
+        <w:rPr>
+          <w:rFonts w:ascii="Preeti" w:hAnsi="Preeti"/>
+          <w:sz w:val="32"/>
+          <w:szCs w:val="28"/>
+        </w:rPr>
+        <w:t>DaGwdf</w:t>
+      </w:r>
+      <w:proofErr w:type="spellEnd"/>
+      <w:r>
+        <w:rPr>
+          <w:rFonts w:ascii="Preeti" w:hAnsi="Preeti"/>
+          <w:sz w:val="32"/>
+          <w:szCs w:val="28"/>
+        </w:rPr>
+        <w:t xml:space="preserve">, </w:t>
+      </w:r>
+      <w:r>
+        <w:rPr>
+          <w:rFonts w:ascii="Preeti" w:hAnsi="Preeti"/>
+          <w:sz w:val="32"/>
+          <w:szCs w:val="28"/>
+        </w:rPr>
+        <w:t xml:space="preserve">d </w:t>
+      </w:r>
+      <w:proofErr w:type="spellStart"/>
+      <w:r>
+        <w:rPr>
+          <w:rFonts w:ascii="Preeti" w:hAnsi="Preeti"/>
+          <w:sz w:val="32"/>
+          <w:szCs w:val="28"/>
+        </w:rPr>
+        <w:t>lgj</w:t>
+      </w:r>
+      <w:proofErr w:type="spellEnd"/>
+      <w:r>
+        <w:rPr>
+          <w:rFonts w:ascii="Preeti" w:hAnsi="Preeti"/>
+          <w:sz w:val="32"/>
+          <w:szCs w:val="28"/>
+        </w:rPr>
+        <w:t xml:space="preserve">]bs </w:t>
+      </w:r>
+      <w:r>
+        <w:rPr>
+          <w:rFonts w:ascii="Preeti" w:hAnsi="Preeti"/>
+          <w:sz w:val="32"/>
+          <w:szCs w:val="28"/>
         </w:rPr>
         <w:t xml:space="preserve">o; </w:t>
       </w:r>
-      <w:r>
-        <w:rPr>
-          <w:rFonts w:ascii="Preeti" w:hAnsi="Preeti"/>
-          <w:sz w:val="24"/>
-          <w:szCs w:val="22"/>
-        </w:rPr>
-        <w:t>z+v/fk'/ gu/</w:t>
-      </w:r>
-      <w:r>
-        <w:rPr>
-          <w:rFonts w:ascii="Preeti" w:hAnsi="Preeti"/>
-          <w:sz w:val="24"/>
-          <w:szCs w:val="22"/>
-        </w:rPr>
-        <w:t>sfo{</w:t>
-      </w:r>
-      <w:r>
-        <w:rPr>
-          <w:rFonts w:ascii="Preeti" w:hAnsi="Preeti"/>
-          <w:sz w:val="24"/>
-          <w:szCs w:val="22"/>
+      <w:proofErr w:type="spellStart"/>
+      <w:r>
+        <w:rPr>
+          <w:rFonts w:ascii="Preeti" w:hAnsi="Preeti"/>
+          <w:sz w:val="32"/>
+          <w:szCs w:val="28"/>
+        </w:rPr>
+        <w:t>z+v</w:t>
+      </w:r>
+      <w:proofErr w:type="spellEnd"/>
+      <w:r>
+        <w:rPr>
+          <w:rFonts w:ascii="Preeti" w:hAnsi="Preeti"/>
+          <w:sz w:val="32"/>
+          <w:szCs w:val="28"/>
+        </w:rPr>
+        <w:t>/</w:t>
+      </w:r>
+      <w:proofErr w:type="spellStart"/>
+      <w:r>
+        <w:rPr>
+          <w:rFonts w:ascii="Preeti" w:hAnsi="Preeti"/>
+          <w:sz w:val="32"/>
+          <w:szCs w:val="28"/>
+        </w:rPr>
+        <w:t>fk</w:t>
+      </w:r>
+      <w:proofErr w:type="spellEnd"/>
+      <w:r>
+        <w:rPr>
+          <w:rFonts w:ascii="Preeti" w:hAnsi="Preeti"/>
+          <w:sz w:val="32"/>
+          <w:szCs w:val="28"/>
+        </w:rPr>
+        <w:t xml:space="preserve">'/ </w:t>
+      </w:r>
+      <w:proofErr w:type="spellStart"/>
+      <w:r>
+        <w:rPr>
+          <w:rFonts w:ascii="Preeti" w:hAnsi="Preeti"/>
+          <w:sz w:val="32"/>
+          <w:szCs w:val="28"/>
+        </w:rPr>
+        <w:t>gu</w:t>
+      </w:r>
+      <w:proofErr w:type="spellEnd"/>
+      <w:r>
+        <w:rPr>
+          <w:rFonts w:ascii="Preeti" w:hAnsi="Preeti"/>
+          <w:sz w:val="32"/>
+          <w:szCs w:val="28"/>
+        </w:rPr>
+        <w:t>/</w:t>
+      </w:r>
+      <w:proofErr w:type="spellStart"/>
+      <w:r>
+        <w:rPr>
+          <w:rFonts w:ascii="Preeti" w:hAnsi="Preeti"/>
+          <w:sz w:val="32"/>
+          <w:szCs w:val="28"/>
+        </w:rPr>
+        <w:t>sfo</w:t>
+      </w:r>
+      <w:proofErr w:type="spellEnd"/>
+      <w:r>
+        <w:rPr>
+          <w:rFonts w:ascii="Preeti" w:hAnsi="Preeti"/>
+          <w:sz w:val="32"/>
+          <w:szCs w:val="28"/>
+        </w:rPr>
+        <w:t>{</w:t>
+      </w:r>
+      <w:proofErr w:type="spellStart"/>
+      <w:r>
+        <w:rPr>
+          <w:rFonts w:ascii="Preeti" w:hAnsi="Preeti"/>
+          <w:sz w:val="32"/>
+          <w:szCs w:val="28"/>
         </w:rPr>
         <w:t>kflnsf</w:t>
       </w:r>
       <w:r>
         <w:rPr>
           <w:rFonts w:ascii="Preeti" w:hAnsi="Preeti"/>
-          <w:sz w:val="24"/>
-          <w:szCs w:val="22"/>
-        </w:rPr>
-        <w:t xml:space="preserve">sf]] </w:t>
-      </w:r>
-      <w:r>
-        <w:rPr>
-          <w:rFonts w:ascii="Preeti" w:hAnsi="Preeti"/>
-          <w:sz w:val="24"/>
-          <w:szCs w:val="22"/>
-        </w:rPr>
-        <w:t>sfof{no</w:t>
-      </w:r>
-      <w:r>
-        <w:rPr>
-          <w:rFonts w:ascii="Preeti" w:hAnsi="Preeti"/>
-          <w:sz w:val="24"/>
-          <w:szCs w:val="22"/>
-        </w:rPr>
-        <w:t xml:space="preserve"> cGtu{t j8f g+= ! </w:t>
-      </w:r>
-      <w:r>
-        <w:rPr>
-          <w:rFonts w:ascii="Preeti" w:hAnsi="Preeti"/>
-          <w:sz w:val="24"/>
-          <w:szCs w:val="22"/>
-        </w:rPr>
-        <w:t>df sfo{/t</w:t>
-      </w:r>
-      <w:r>
-        <w:rPr>
-          <w:rFonts w:ascii="Preeti" w:hAnsi="Preeti"/>
-          <w:sz w:val="24"/>
-          <w:szCs w:val="22"/>
-        </w:rPr>
-        <w:t xml:space="preserve"> /x]sf] / </w:t>
-      </w:r>
-      <w:r>
-        <w:rPr>
-          <w:rFonts w:ascii="Preeti" w:hAnsi="Preeti"/>
-          <w:sz w:val="24"/>
-          <w:szCs w:val="22"/>
-        </w:rPr>
-        <w:t>d]/f] kTgL</w:t>
-      </w:r>
-      <w:r>
-        <w:rPr>
-          <w:rFonts w:ascii="Preeti" w:hAnsi="Preeti"/>
-          <w:sz w:val="24"/>
-          <w:szCs w:val="22"/>
+          <w:sz w:val="32"/>
+          <w:szCs w:val="28"/>
+        </w:rPr>
+        <w:t>sf</w:t>
+      </w:r>
+      <w:proofErr w:type="spellEnd"/>
+      <w:r>
+        <w:rPr>
+          <w:rFonts w:ascii="Preeti" w:hAnsi="Preeti"/>
+          <w:sz w:val="32"/>
+          <w:szCs w:val="28"/>
+        </w:rPr>
+        <w:t xml:space="preserve">]] </w:t>
+      </w:r>
+      <w:proofErr w:type="spellStart"/>
+      <w:r>
+        <w:rPr>
+          <w:rFonts w:ascii="Preeti" w:hAnsi="Preeti"/>
+          <w:sz w:val="32"/>
+          <w:szCs w:val="28"/>
+        </w:rPr>
+        <w:t>sfof</w:t>
+      </w:r>
+      <w:proofErr w:type="spellEnd"/>
+      <w:r>
+        <w:rPr>
+          <w:rFonts w:ascii="Preeti" w:hAnsi="Preeti"/>
+          <w:sz w:val="32"/>
+          <w:szCs w:val="28"/>
+        </w:rPr>
+        <w:t>{no</w:t>
+      </w:r>
+      <w:r>
+        <w:rPr>
+          <w:rFonts w:ascii="Preeti" w:hAnsi="Preeti"/>
+          <w:sz w:val="32"/>
+          <w:szCs w:val="28"/>
         </w:rPr>
         <w:t xml:space="preserve"> </w:t>
       </w:r>
-      <w:r>
-        <w:rPr>
-          <w:rFonts w:ascii="Preeti" w:hAnsi="Preeti"/>
-          <w:sz w:val="24"/>
-          <w:szCs w:val="22"/>
+      <w:proofErr w:type="spellStart"/>
+      <w:r>
+        <w:rPr>
+          <w:rFonts w:ascii="Preeti" w:hAnsi="Preeti"/>
+          <w:sz w:val="32"/>
+          <w:szCs w:val="28"/>
+        </w:rPr>
+        <w:t>cGtu</w:t>
+      </w:r>
+      <w:proofErr w:type="spellEnd"/>
+      <w:r>
+        <w:rPr>
+          <w:rFonts w:ascii="Preeti" w:hAnsi="Preeti"/>
+          <w:sz w:val="32"/>
+          <w:szCs w:val="28"/>
+        </w:rPr>
+        <w:t xml:space="preserve">{t j8f g+= ! </w:t>
+      </w:r>
+      <w:proofErr w:type="spellStart"/>
+      <w:r>
+        <w:rPr>
+          <w:rFonts w:ascii="Preeti" w:hAnsi="Preeti"/>
+          <w:sz w:val="32"/>
+          <w:szCs w:val="28"/>
+        </w:rPr>
+        <w:t>df</w:t>
+      </w:r>
+      <w:proofErr w:type="spellEnd"/>
+      <w:r>
+        <w:rPr>
+          <w:rFonts w:ascii="Preeti" w:hAnsi="Preeti"/>
+          <w:sz w:val="32"/>
+          <w:szCs w:val="28"/>
+        </w:rPr>
+        <w:t xml:space="preserve"> </w:t>
+      </w:r>
+      <w:proofErr w:type="spellStart"/>
+      <w:r>
+        <w:rPr>
+          <w:rFonts w:ascii="Preeti" w:hAnsi="Preeti"/>
+          <w:sz w:val="32"/>
+          <w:szCs w:val="28"/>
+        </w:rPr>
+        <w:t>sfo</w:t>
+      </w:r>
+      <w:proofErr w:type="spellEnd"/>
+      <w:r>
+        <w:rPr>
+          <w:rFonts w:ascii="Preeti" w:hAnsi="Preeti"/>
+          <w:sz w:val="32"/>
+          <w:szCs w:val="28"/>
+        </w:rPr>
+        <w:t>{/t</w:t>
+      </w:r>
+      <w:r>
+        <w:rPr>
+          <w:rFonts w:ascii="Preeti" w:hAnsi="Preeti"/>
+          <w:sz w:val="32"/>
+          <w:szCs w:val="28"/>
+        </w:rPr>
+        <w:t xml:space="preserve"> /x]sf] / d]/f] </w:t>
+      </w:r>
+      <w:proofErr w:type="spellStart"/>
+      <w:r>
+        <w:rPr>
+          <w:rFonts w:ascii="Preeti" w:hAnsi="Preeti"/>
+          <w:sz w:val="32"/>
+          <w:szCs w:val="28"/>
+        </w:rPr>
+        <w:t>kTgL</w:t>
+      </w:r>
+      <w:proofErr w:type="spellEnd"/>
+      <w:r>
+        <w:rPr>
+          <w:rFonts w:ascii="Preeti" w:hAnsi="Preeti"/>
+          <w:sz w:val="32"/>
+          <w:szCs w:val="28"/>
+        </w:rPr>
+        <w:t xml:space="preserve"> </w:t>
+      </w:r>
+      <w:proofErr w:type="spellStart"/>
+      <w:r>
+        <w:rPr>
+          <w:rFonts w:ascii="Preeti" w:hAnsi="Preeti"/>
+          <w:sz w:val="32"/>
+          <w:szCs w:val="28"/>
         </w:rPr>
         <w:t>ldlt</w:t>
       </w:r>
-      <w:r>
-        <w:rPr>
-          <w:rFonts w:ascii="Preeti" w:hAnsi="Preeti"/>
-          <w:sz w:val="24"/>
-          <w:szCs w:val="22"/>
-        </w:rPr>
-        <w:t xml:space="preserve"> @)*@÷)(÷!% ut] ;'Ts]/L ePsf]n] o; sfof{nosf]</w:t>
-      </w:r>
-      <w:r>
-        <w:rPr>
-          <w:rFonts w:ascii="Preeti" w:hAnsi="Preeti"/>
-          <w:sz w:val="24"/>
-          <w:szCs w:val="22"/>
+      <w:proofErr w:type="spellEnd"/>
+      <w:r>
+        <w:rPr>
+          <w:rFonts w:ascii="Preeti" w:hAnsi="Preeti"/>
+          <w:sz w:val="32"/>
+          <w:szCs w:val="28"/>
+        </w:rPr>
+        <w:t xml:space="preserve"> @)*@÷)(÷!% </w:t>
+      </w:r>
+      <w:proofErr w:type="spellStart"/>
+      <w:r>
+        <w:rPr>
+          <w:rFonts w:ascii="Preeti" w:hAnsi="Preeti"/>
+          <w:sz w:val="32"/>
+          <w:szCs w:val="28"/>
+        </w:rPr>
+        <w:t>ut</w:t>
+      </w:r>
+      <w:proofErr w:type="spellEnd"/>
+      <w:r>
+        <w:rPr>
+          <w:rFonts w:ascii="Preeti" w:hAnsi="Preeti"/>
+          <w:sz w:val="32"/>
+          <w:szCs w:val="28"/>
+        </w:rPr>
+        <w:t xml:space="preserve">] ;'Ts]/L </w:t>
+      </w:r>
+      <w:proofErr w:type="spellStart"/>
+      <w:r>
+        <w:rPr>
+          <w:rFonts w:ascii="Preeti" w:hAnsi="Preeti"/>
+          <w:sz w:val="32"/>
+          <w:szCs w:val="28"/>
+        </w:rPr>
+        <w:t>ePsf</w:t>
+      </w:r>
+      <w:proofErr w:type="spellEnd"/>
+      <w:r>
+        <w:rPr>
+          <w:rFonts w:ascii="Preeti" w:hAnsi="Preeti"/>
+          <w:sz w:val="32"/>
+          <w:szCs w:val="28"/>
+        </w:rPr>
+        <w:t xml:space="preserve">]n] o; </w:t>
+      </w:r>
+      <w:proofErr w:type="spellStart"/>
+      <w:r>
+        <w:rPr>
+          <w:rFonts w:ascii="Preeti" w:hAnsi="Preeti"/>
+          <w:sz w:val="32"/>
+          <w:szCs w:val="28"/>
+        </w:rPr>
+        <w:t>sfof</w:t>
+      </w:r>
+      <w:proofErr w:type="spellEnd"/>
+      <w:r>
+        <w:rPr>
+          <w:rFonts w:ascii="Preeti" w:hAnsi="Preeti"/>
+          <w:sz w:val="32"/>
+          <w:szCs w:val="28"/>
+        </w:rPr>
+        <w:t>{</w:t>
+      </w:r>
+      <w:proofErr w:type="spellStart"/>
+      <w:r>
+        <w:rPr>
+          <w:rFonts w:ascii="Preeti" w:hAnsi="Preeti"/>
+          <w:sz w:val="32"/>
+          <w:szCs w:val="28"/>
+        </w:rPr>
+        <w:t>nosf</w:t>
+      </w:r>
+      <w:proofErr w:type="spellEnd"/>
+      <w:r>
+        <w:rPr>
+          <w:rFonts w:ascii="Preeti" w:hAnsi="Preeti"/>
+          <w:sz w:val="32"/>
+          <w:szCs w:val="28"/>
+        </w:rPr>
+        <w:t>]</w:t>
+      </w:r>
+      <w:r>
+        <w:rPr>
+          <w:rFonts w:ascii="Preeti" w:hAnsi="Preeti"/>
+          <w:sz w:val="32"/>
+          <w:szCs w:val="28"/>
         </w:rPr>
         <w:t xml:space="preserve"> </w:t>
       </w:r>
-      <w:r>
-        <w:rPr>
-          <w:rFonts w:ascii="Preeti" w:hAnsi="Preeti"/>
-          <w:sz w:val="24"/>
-          <w:szCs w:val="22"/>
-        </w:rPr>
-        <w:t xml:space="preserve">lgodfg';f/ pknAw x'g] </w:t>
-      </w:r>
-      <w:r>
-        <w:rPr>
-          <w:rFonts w:ascii="Preeti" w:hAnsi="Preeti"/>
-          <w:sz w:val="24"/>
-          <w:szCs w:val="22"/>
-        </w:rPr>
-        <w:t>;'Ts]/L tyf lzz' :ofxf/ ;'ljw</w:t>
-      </w:r>
-      <w:r>
-        <w:rPr>
-          <w:rFonts w:ascii="Preeti" w:hAnsi="Preeti"/>
-          <w:sz w:val="24"/>
-          <w:szCs w:val="22"/>
-        </w:rPr>
-        <w:t>f /sd e'QfgL lbg cg'/f]w 5 . o;df ;+nUg ul/Psf] sfuhft / ljj/0f 7Ls 5g\ . kl5 s'g} s'/f e'm7f] ;fljt ePdf sfg"g adf]lhd ;x'Fnf a'emfpF</w:t>
-      </w:r>
-      <w:r>
-        <w:rPr>
-          <w:rFonts w:ascii="Preeti" w:hAnsi="Preeti"/>
-          <w:sz w:val="24"/>
-          <w:szCs w:val="22"/>
-        </w:rPr>
-        <w:t>nf . pQm /sd d]/f] Unf]an cfOPd</w:t>
-      </w:r>
-      <w:r>
-        <w:rPr>
-          <w:rFonts w:ascii="Preeti" w:hAnsi="Preeti"/>
-          <w:sz w:val="24"/>
-          <w:szCs w:val="22"/>
+      <w:proofErr w:type="spellStart"/>
+      <w:r>
+        <w:rPr>
+          <w:rFonts w:ascii="Preeti" w:hAnsi="Preeti"/>
+          <w:sz w:val="32"/>
+          <w:szCs w:val="28"/>
+        </w:rPr>
+        <w:t>lgodfg</w:t>
+      </w:r>
+      <w:proofErr w:type="spellEnd"/>
+      <w:r>
+        <w:rPr>
+          <w:rFonts w:ascii="Preeti" w:hAnsi="Preeti"/>
+          <w:sz w:val="32"/>
+          <w:szCs w:val="28"/>
+        </w:rPr>
+        <w:t xml:space="preserve">';f/ </w:t>
+      </w:r>
+      <w:proofErr w:type="spellStart"/>
+      <w:r>
+        <w:rPr>
+          <w:rFonts w:ascii="Preeti" w:hAnsi="Preeti"/>
+          <w:sz w:val="32"/>
+          <w:szCs w:val="28"/>
+        </w:rPr>
+        <w:t>pknAw</w:t>
+      </w:r>
+      <w:proofErr w:type="spellEnd"/>
+      <w:r>
+        <w:rPr>
+          <w:rFonts w:ascii="Preeti" w:hAnsi="Preeti"/>
+          <w:sz w:val="32"/>
+          <w:szCs w:val="28"/>
+        </w:rPr>
+        <w:t xml:space="preserve"> </w:t>
+      </w:r>
+      <w:proofErr w:type="spellStart"/>
+      <w:r>
+        <w:rPr>
+          <w:rFonts w:ascii="Preeti" w:hAnsi="Preeti"/>
+          <w:sz w:val="32"/>
+          <w:szCs w:val="28"/>
+        </w:rPr>
+        <w:t>x'g</w:t>
+      </w:r>
+      <w:proofErr w:type="spellEnd"/>
+      <w:r>
+        <w:rPr>
+          <w:rFonts w:ascii="Preeti" w:hAnsi="Preeti"/>
+          <w:sz w:val="32"/>
+          <w:szCs w:val="28"/>
+        </w:rPr>
+        <w:t xml:space="preserve">] ;'Ts]/L </w:t>
+      </w:r>
+      <w:proofErr w:type="spellStart"/>
+      <w:r>
+        <w:rPr>
+          <w:rFonts w:ascii="Preeti" w:hAnsi="Preeti"/>
+          <w:sz w:val="32"/>
+          <w:szCs w:val="28"/>
+        </w:rPr>
+        <w:t>tyf</w:t>
+      </w:r>
+      <w:proofErr w:type="spellEnd"/>
+      <w:r>
+        <w:rPr>
+          <w:rFonts w:ascii="Preeti" w:hAnsi="Preeti"/>
+          <w:sz w:val="32"/>
+          <w:szCs w:val="28"/>
+        </w:rPr>
+        <w:t xml:space="preserve"> </w:t>
+      </w:r>
+      <w:proofErr w:type="spellStart"/>
+      <w:r>
+        <w:rPr>
+          <w:rFonts w:ascii="Preeti" w:hAnsi="Preeti"/>
+          <w:sz w:val="32"/>
+          <w:szCs w:val="28"/>
+        </w:rPr>
+        <w:t>lzz</w:t>
+      </w:r>
+      <w:proofErr w:type="spellEnd"/>
+      <w:r>
+        <w:rPr>
+          <w:rFonts w:ascii="Preeti" w:hAnsi="Preeti"/>
+          <w:sz w:val="32"/>
+          <w:szCs w:val="28"/>
+        </w:rPr>
+        <w:t>' :</w:t>
+      </w:r>
+      <w:proofErr w:type="spellStart"/>
+      <w:r>
+        <w:rPr>
+          <w:rFonts w:ascii="Preeti" w:hAnsi="Preeti"/>
+          <w:sz w:val="32"/>
+          <w:szCs w:val="28"/>
+        </w:rPr>
+        <w:t>ofxf</w:t>
+      </w:r>
+      <w:proofErr w:type="spellEnd"/>
+      <w:r>
+        <w:rPr>
+          <w:rFonts w:ascii="Preeti" w:hAnsi="Preeti"/>
+          <w:sz w:val="32"/>
+          <w:szCs w:val="28"/>
+        </w:rPr>
+        <w:t>/ ;'</w:t>
+      </w:r>
+      <w:proofErr w:type="spellStart"/>
+      <w:r>
+        <w:rPr>
+          <w:rFonts w:ascii="Preeti" w:hAnsi="Preeti"/>
+          <w:sz w:val="32"/>
+          <w:szCs w:val="28"/>
+        </w:rPr>
+        <w:t>ljwf</w:t>
+      </w:r>
+      <w:proofErr w:type="spellEnd"/>
+      <w:r>
+        <w:rPr>
+          <w:rFonts w:ascii="Preeti" w:hAnsi="Preeti"/>
+          <w:sz w:val="32"/>
+          <w:szCs w:val="28"/>
+        </w:rPr>
+        <w:t xml:space="preserve"> /</w:t>
+      </w:r>
+      <w:proofErr w:type="spellStart"/>
+      <w:r>
+        <w:rPr>
+          <w:rFonts w:ascii="Preeti" w:hAnsi="Preeti"/>
+          <w:sz w:val="32"/>
+          <w:szCs w:val="28"/>
+        </w:rPr>
+        <w:t>sd</w:t>
+      </w:r>
+      <w:proofErr w:type="spellEnd"/>
+      <w:r>
+        <w:rPr>
+          <w:rFonts w:ascii="Preeti" w:hAnsi="Preeti"/>
+          <w:sz w:val="32"/>
+          <w:szCs w:val="28"/>
+        </w:rPr>
+        <w:t xml:space="preserve"> </w:t>
+      </w:r>
+      <w:proofErr w:type="spellStart"/>
+      <w:r>
+        <w:rPr>
+          <w:rFonts w:ascii="Preeti" w:hAnsi="Preeti"/>
+          <w:sz w:val="32"/>
+          <w:szCs w:val="28"/>
+        </w:rPr>
+        <w:t>e'QfgL</w:t>
+      </w:r>
+      <w:proofErr w:type="spellEnd"/>
+      <w:r>
+        <w:rPr>
+          <w:rFonts w:ascii="Preeti" w:hAnsi="Preeti"/>
+          <w:sz w:val="32"/>
+          <w:szCs w:val="28"/>
+        </w:rPr>
+        <w:t xml:space="preserve"> </w:t>
+      </w:r>
+      <w:proofErr w:type="spellStart"/>
+      <w:r>
+        <w:rPr>
+          <w:rFonts w:ascii="Preeti" w:hAnsi="Preeti"/>
+          <w:sz w:val="32"/>
+          <w:szCs w:val="28"/>
+        </w:rPr>
+        <w:t>lbg</w:t>
+      </w:r>
+      <w:proofErr w:type="spellEnd"/>
+      <w:r>
+        <w:rPr>
+          <w:rFonts w:ascii="Preeti" w:hAnsi="Preeti"/>
+          <w:sz w:val="32"/>
+          <w:szCs w:val="28"/>
+        </w:rPr>
+        <w:t xml:space="preserve"> cg'/f]w 5 . </w:t>
+      </w:r>
+      <w:proofErr w:type="spellStart"/>
+      <w:proofErr w:type="gramStart"/>
+      <w:r>
+        <w:rPr>
+          <w:rFonts w:ascii="Preeti" w:hAnsi="Preeti"/>
+          <w:sz w:val="32"/>
+          <w:szCs w:val="28"/>
+        </w:rPr>
+        <w:t>o;df</w:t>
+      </w:r>
+      <w:proofErr w:type="spellEnd"/>
+      <w:r>
+        <w:rPr>
+          <w:rFonts w:ascii="Preeti" w:hAnsi="Preeti"/>
+          <w:sz w:val="32"/>
+          <w:szCs w:val="28"/>
+        </w:rPr>
+        <w:t xml:space="preserve"> ;+</w:t>
+      </w:r>
+      <w:proofErr w:type="spellStart"/>
+      <w:proofErr w:type="gramEnd"/>
+      <w:r>
+        <w:rPr>
+          <w:rFonts w:ascii="Preeti" w:hAnsi="Preeti"/>
+          <w:sz w:val="32"/>
+          <w:szCs w:val="28"/>
+        </w:rPr>
+        <w:t>nUg</w:t>
+      </w:r>
+      <w:proofErr w:type="spellEnd"/>
+      <w:r>
+        <w:rPr>
+          <w:rFonts w:ascii="Preeti" w:hAnsi="Preeti"/>
+          <w:sz w:val="32"/>
+          <w:szCs w:val="28"/>
+        </w:rPr>
+        <w:t xml:space="preserve"> ul/</w:t>
+      </w:r>
+      <w:proofErr w:type="spellStart"/>
+      <w:r>
+        <w:rPr>
+          <w:rFonts w:ascii="Preeti" w:hAnsi="Preeti"/>
+          <w:sz w:val="32"/>
+          <w:szCs w:val="28"/>
+        </w:rPr>
+        <w:t>Psf</w:t>
+      </w:r>
+      <w:proofErr w:type="spellEnd"/>
+      <w:r>
+        <w:rPr>
+          <w:rFonts w:ascii="Preeti" w:hAnsi="Preeti"/>
+          <w:sz w:val="32"/>
+          <w:szCs w:val="28"/>
+        </w:rPr>
+        <w:t xml:space="preserve">] </w:t>
+      </w:r>
+      <w:proofErr w:type="spellStart"/>
+      <w:r>
+        <w:rPr>
+          <w:rFonts w:ascii="Preeti" w:hAnsi="Preeti"/>
+          <w:sz w:val="32"/>
+          <w:szCs w:val="28"/>
+        </w:rPr>
+        <w:t>sfuhft</w:t>
+      </w:r>
+      <w:proofErr w:type="spellEnd"/>
+      <w:r>
+        <w:rPr>
+          <w:rFonts w:ascii="Preeti" w:hAnsi="Preeti"/>
+          <w:sz w:val="32"/>
+          <w:szCs w:val="28"/>
+        </w:rPr>
+        <w:t xml:space="preserve"> / </w:t>
+      </w:r>
+      <w:proofErr w:type="spellStart"/>
+      <w:r>
+        <w:rPr>
+          <w:rFonts w:ascii="Preeti" w:hAnsi="Preeti"/>
+          <w:sz w:val="32"/>
+          <w:szCs w:val="28"/>
+        </w:rPr>
+        <w:t>ljj</w:t>
+      </w:r>
+      <w:proofErr w:type="spellEnd"/>
+      <w:r>
+        <w:rPr>
+          <w:rFonts w:ascii="Preeti" w:hAnsi="Preeti"/>
+          <w:sz w:val="32"/>
+          <w:szCs w:val="28"/>
+        </w:rPr>
+        <w:t>/0f 7Ls 5g</w:t>
+      </w:r>
+      <w:proofErr w:type="gramStart"/>
+      <w:r>
+        <w:rPr>
+          <w:rFonts w:ascii="Preeti" w:hAnsi="Preeti"/>
+          <w:sz w:val="32"/>
+          <w:szCs w:val="28"/>
+        </w:rPr>
+        <w:t>\ .</w:t>
+      </w:r>
+      <w:proofErr w:type="gramEnd"/>
+      <w:r>
+        <w:rPr>
+          <w:rFonts w:ascii="Preeti" w:hAnsi="Preeti"/>
+          <w:sz w:val="32"/>
+          <w:szCs w:val="28"/>
+        </w:rPr>
+        <w:t xml:space="preserve"> kl5 </w:t>
+      </w:r>
+      <w:proofErr w:type="spellStart"/>
+      <w:r>
+        <w:rPr>
+          <w:rFonts w:ascii="Preeti" w:hAnsi="Preeti"/>
+          <w:sz w:val="32"/>
+          <w:szCs w:val="28"/>
+        </w:rPr>
+        <w:t>s'g</w:t>
+      </w:r>
+      <w:proofErr w:type="spellEnd"/>
+      <w:r>
+        <w:rPr>
+          <w:rFonts w:ascii="Preeti" w:hAnsi="Preeti"/>
+          <w:sz w:val="32"/>
+          <w:szCs w:val="28"/>
+        </w:rPr>
+        <w:t>} s'/f e'm7f</w:t>
+      </w:r>
+      <w:proofErr w:type="gramStart"/>
+      <w:r>
+        <w:rPr>
+          <w:rFonts w:ascii="Preeti" w:hAnsi="Preeti"/>
+          <w:sz w:val="32"/>
+          <w:szCs w:val="28"/>
+        </w:rPr>
+        <w:t>] ;</w:t>
+      </w:r>
+      <w:proofErr w:type="spellStart"/>
+      <w:r>
+        <w:rPr>
+          <w:rFonts w:ascii="Preeti" w:hAnsi="Preeti"/>
+          <w:sz w:val="32"/>
+          <w:szCs w:val="28"/>
+        </w:rPr>
+        <w:t>fljt</w:t>
+      </w:r>
+      <w:proofErr w:type="spellEnd"/>
+      <w:proofErr w:type="gramEnd"/>
+      <w:r>
+        <w:rPr>
+          <w:rFonts w:ascii="Preeti" w:hAnsi="Preeti"/>
+          <w:sz w:val="32"/>
+          <w:szCs w:val="28"/>
+        </w:rPr>
+        <w:t xml:space="preserve"> </w:t>
+      </w:r>
+      <w:proofErr w:type="spellStart"/>
+      <w:r>
+        <w:rPr>
+          <w:rFonts w:ascii="Preeti" w:hAnsi="Preeti"/>
+          <w:sz w:val="32"/>
+          <w:szCs w:val="28"/>
+        </w:rPr>
+        <w:t>ePdf</w:t>
+      </w:r>
+      <w:proofErr w:type="spellEnd"/>
+      <w:r>
+        <w:rPr>
+          <w:rFonts w:ascii="Preeti" w:hAnsi="Preeti"/>
+          <w:sz w:val="32"/>
+          <w:szCs w:val="28"/>
+        </w:rPr>
+        <w:t xml:space="preserve"> </w:t>
+      </w:r>
+      <w:proofErr w:type="spellStart"/>
+      <w:r>
+        <w:rPr>
+          <w:rFonts w:ascii="Preeti" w:hAnsi="Preeti"/>
+          <w:sz w:val="32"/>
+          <w:szCs w:val="28"/>
+        </w:rPr>
+        <w:t>sfg"g</w:t>
+      </w:r>
+      <w:proofErr w:type="spellEnd"/>
+      <w:r>
+        <w:rPr>
+          <w:rFonts w:ascii="Preeti" w:hAnsi="Preeti"/>
+          <w:sz w:val="32"/>
+          <w:szCs w:val="28"/>
+        </w:rPr>
+        <w:t xml:space="preserve"> </w:t>
+      </w:r>
+      <w:proofErr w:type="spellStart"/>
+      <w:proofErr w:type="gramStart"/>
+      <w:r>
+        <w:rPr>
+          <w:rFonts w:ascii="Preeti" w:hAnsi="Preeti"/>
+          <w:sz w:val="32"/>
+          <w:szCs w:val="28"/>
+        </w:rPr>
+        <w:t>adf</w:t>
+      </w:r>
+      <w:proofErr w:type="spellEnd"/>
+      <w:r>
+        <w:rPr>
+          <w:rFonts w:ascii="Preeti" w:hAnsi="Preeti"/>
+          <w:sz w:val="32"/>
+          <w:szCs w:val="28"/>
+        </w:rPr>
+        <w:t>]</w:t>
+      </w:r>
+      <w:proofErr w:type="spellStart"/>
+      <w:r>
+        <w:rPr>
+          <w:rFonts w:ascii="Preeti" w:hAnsi="Preeti"/>
+          <w:sz w:val="32"/>
+          <w:szCs w:val="28"/>
+        </w:rPr>
+        <w:t>lhd</w:t>
+      </w:r>
+      <w:proofErr w:type="spellEnd"/>
+      <w:r>
+        <w:rPr>
+          <w:rFonts w:ascii="Preeti" w:hAnsi="Preeti"/>
+          <w:sz w:val="32"/>
+          <w:szCs w:val="28"/>
+        </w:rPr>
+        <w:t xml:space="preserve"> ;</w:t>
+      </w:r>
+      <w:proofErr w:type="spellStart"/>
+      <w:r>
+        <w:rPr>
+          <w:rFonts w:ascii="Preeti" w:hAnsi="Preeti"/>
+          <w:sz w:val="32"/>
+          <w:szCs w:val="28"/>
+        </w:rPr>
+        <w:t>x'Fnf</w:t>
+      </w:r>
+      <w:proofErr w:type="spellEnd"/>
+      <w:proofErr w:type="gramEnd"/>
+      <w:r>
+        <w:rPr>
+          <w:rFonts w:ascii="Preeti" w:hAnsi="Preeti"/>
+          <w:sz w:val="32"/>
+          <w:szCs w:val="28"/>
+        </w:rPr>
+        <w:t xml:space="preserve"> </w:t>
+      </w:r>
+      <w:proofErr w:type="spellStart"/>
+      <w:proofErr w:type="gramStart"/>
+      <w:r>
+        <w:rPr>
+          <w:rFonts w:ascii="Preeti" w:hAnsi="Preeti"/>
+          <w:sz w:val="32"/>
+          <w:szCs w:val="28"/>
+        </w:rPr>
+        <w:t>a'emfpF</w:t>
+      </w:r>
+      <w:r>
+        <w:rPr>
+          <w:rFonts w:ascii="Preeti" w:hAnsi="Preeti"/>
+          <w:sz w:val="32"/>
+          <w:szCs w:val="28"/>
+        </w:rPr>
+        <w:t>nf</w:t>
+      </w:r>
+      <w:proofErr w:type="spellEnd"/>
+      <w:r>
+        <w:rPr>
+          <w:rFonts w:ascii="Preeti" w:hAnsi="Preeti"/>
+          <w:sz w:val="32"/>
+          <w:szCs w:val="28"/>
+        </w:rPr>
+        <w:t xml:space="preserve"> .</w:t>
+      </w:r>
+      <w:proofErr w:type="gramEnd"/>
+      <w:r>
+        <w:rPr>
+          <w:rFonts w:ascii="Preeti" w:hAnsi="Preeti"/>
+          <w:sz w:val="32"/>
+          <w:szCs w:val="28"/>
+        </w:rPr>
+        <w:t xml:space="preserve"> </w:t>
+      </w:r>
+      <w:proofErr w:type="spellStart"/>
+      <w:r>
+        <w:rPr>
+          <w:rFonts w:ascii="Preeti" w:hAnsi="Preeti"/>
+          <w:sz w:val="32"/>
+          <w:szCs w:val="28"/>
+        </w:rPr>
+        <w:t>pQm</w:t>
+      </w:r>
+      <w:proofErr w:type="spellEnd"/>
+      <w:r>
+        <w:rPr>
+          <w:rFonts w:ascii="Preeti" w:hAnsi="Preeti"/>
+          <w:sz w:val="32"/>
+          <w:szCs w:val="28"/>
+        </w:rPr>
+        <w:t xml:space="preserve"> /</w:t>
+      </w:r>
+      <w:proofErr w:type="spellStart"/>
+      <w:r>
+        <w:rPr>
+          <w:rFonts w:ascii="Preeti" w:hAnsi="Preeti"/>
+          <w:sz w:val="32"/>
+          <w:szCs w:val="28"/>
+        </w:rPr>
+        <w:t>sd</w:t>
+      </w:r>
+      <w:proofErr w:type="spellEnd"/>
+      <w:r>
+        <w:rPr>
+          <w:rFonts w:ascii="Preeti" w:hAnsi="Preeti"/>
+          <w:sz w:val="32"/>
+          <w:szCs w:val="28"/>
+        </w:rPr>
+        <w:t xml:space="preserve"> d]/f] </w:t>
+      </w:r>
+      <w:proofErr w:type="spellStart"/>
+      <w:r>
+        <w:rPr>
+          <w:rFonts w:ascii="Preeti" w:hAnsi="Preeti"/>
+          <w:sz w:val="32"/>
+          <w:szCs w:val="28"/>
+        </w:rPr>
+        <w:t>Unf</w:t>
+      </w:r>
+      <w:proofErr w:type="spellEnd"/>
+      <w:r>
+        <w:rPr>
+          <w:rFonts w:ascii="Preeti" w:hAnsi="Preeti"/>
+          <w:sz w:val="32"/>
+          <w:szCs w:val="28"/>
+        </w:rPr>
+        <w:t xml:space="preserve">]an </w:t>
+      </w:r>
+      <w:proofErr w:type="spellStart"/>
+      <w:proofErr w:type="gramStart"/>
+      <w:r>
+        <w:rPr>
+          <w:rFonts w:ascii="Preeti" w:hAnsi="Preeti"/>
+          <w:sz w:val="32"/>
+          <w:szCs w:val="28"/>
+        </w:rPr>
+        <w:t>cfOPd</w:t>
+      </w:r>
+      <w:r>
+        <w:rPr>
+          <w:rFonts w:ascii="Preeti" w:hAnsi="Preeti"/>
+          <w:sz w:val="32"/>
+          <w:szCs w:val="28"/>
         </w:rPr>
         <w:t>O</w:t>
       </w:r>
-      <w:r>
-        <w:rPr>
-          <w:rFonts w:ascii="Preeti" w:hAnsi="Preeti"/>
-          <w:sz w:val="24"/>
-          <w:szCs w:val="22"/>
-        </w:rPr>
-        <w:t xml:space="preserve">{ a}+sdf /x]sf] vftf g+= #@^)&amp;)!)))&amp;&amp;&amp;) dfk{mt kfpg cg'/f]w 5 . wGojfb Û </w:t>
+      <w:proofErr w:type="spellEnd"/>
+      <w:r>
+        <w:rPr>
+          <w:rFonts w:ascii="Preeti" w:hAnsi="Preeti"/>
+          <w:sz w:val="32"/>
+          <w:szCs w:val="28"/>
+        </w:rPr>
+        <w:t>{ a</w:t>
+      </w:r>
+      <w:proofErr w:type="gramEnd"/>
+      <w:r>
+        <w:rPr>
+          <w:rFonts w:ascii="Preeti" w:hAnsi="Preeti"/>
+          <w:sz w:val="32"/>
+          <w:szCs w:val="28"/>
+        </w:rPr>
+        <w:t>}+</w:t>
+      </w:r>
+      <w:proofErr w:type="spellStart"/>
+      <w:r>
+        <w:rPr>
+          <w:rFonts w:ascii="Preeti" w:hAnsi="Preeti"/>
+          <w:sz w:val="32"/>
+          <w:szCs w:val="28"/>
+        </w:rPr>
+        <w:t>sdf</w:t>
+      </w:r>
+      <w:proofErr w:type="spellEnd"/>
+      <w:r>
+        <w:rPr>
+          <w:rFonts w:ascii="Preeti" w:hAnsi="Preeti"/>
+          <w:sz w:val="32"/>
+          <w:szCs w:val="28"/>
+        </w:rPr>
+        <w:t xml:space="preserve"> /</w:t>
+      </w:r>
+      <w:proofErr w:type="gramStart"/>
+      <w:r>
+        <w:rPr>
+          <w:rFonts w:ascii="Preeti" w:hAnsi="Preeti"/>
+          <w:sz w:val="32"/>
+          <w:szCs w:val="28"/>
+        </w:rPr>
+        <w:t>x]sf</w:t>
+      </w:r>
+      <w:proofErr w:type="gramEnd"/>
+      <w:r>
+        <w:rPr>
+          <w:rFonts w:ascii="Preeti" w:hAnsi="Preeti"/>
+          <w:sz w:val="32"/>
+          <w:szCs w:val="28"/>
+        </w:rPr>
+        <w:t xml:space="preserve">] </w:t>
+      </w:r>
+      <w:proofErr w:type="spellStart"/>
+      <w:r>
+        <w:rPr>
+          <w:rFonts w:ascii="Preeti" w:hAnsi="Preeti"/>
+          <w:sz w:val="32"/>
+          <w:szCs w:val="28"/>
+        </w:rPr>
+        <w:t>vftf</w:t>
+      </w:r>
+      <w:proofErr w:type="spellEnd"/>
+      <w:r>
+        <w:rPr>
+          <w:rFonts w:ascii="Preeti" w:hAnsi="Preeti"/>
+          <w:sz w:val="32"/>
+          <w:szCs w:val="28"/>
+        </w:rPr>
+        <w:t xml:space="preserve"> g+= #@</w:t>
+      </w:r>
+      <w:proofErr w:type="gramStart"/>
+      <w:r>
+        <w:rPr>
+          <w:rFonts w:ascii="Preeti" w:hAnsi="Preeti"/>
+          <w:sz w:val="32"/>
+          <w:szCs w:val="28"/>
+        </w:rPr>
+        <w:t>^)&amp;</w:t>
+      </w:r>
+      <w:proofErr w:type="gramEnd"/>
+      <w:r>
+        <w:rPr>
+          <w:rFonts w:ascii="Preeti" w:hAnsi="Preeti"/>
+          <w:sz w:val="32"/>
+          <w:szCs w:val="28"/>
+        </w:rPr>
+        <w:t>)!)</w:t>
+      </w:r>
+      <w:proofErr w:type="gramStart"/>
+      <w:r>
+        <w:rPr>
+          <w:rFonts w:ascii="Preeti" w:hAnsi="Preeti"/>
+          <w:sz w:val="32"/>
+          <w:szCs w:val="28"/>
+        </w:rPr>
+        <w:t>))&amp;</w:t>
+      </w:r>
+      <w:proofErr w:type="gramEnd"/>
+      <w:r>
+        <w:rPr>
+          <w:rFonts w:ascii="Preeti" w:hAnsi="Preeti"/>
+          <w:sz w:val="32"/>
+          <w:szCs w:val="28"/>
+        </w:rPr>
+        <w:t xml:space="preserve">&amp;&amp;) </w:t>
+      </w:r>
+      <w:proofErr w:type="spellStart"/>
+      <w:proofErr w:type="gramStart"/>
+      <w:r>
+        <w:rPr>
+          <w:rFonts w:ascii="Preeti" w:hAnsi="Preeti"/>
+          <w:sz w:val="32"/>
+          <w:szCs w:val="28"/>
+        </w:rPr>
+        <w:t>dfk</w:t>
+      </w:r>
+      <w:proofErr w:type="spellEnd"/>
+      <w:r>
+        <w:rPr>
+          <w:rFonts w:ascii="Preeti" w:hAnsi="Preeti"/>
+          <w:sz w:val="32"/>
+          <w:szCs w:val="28"/>
+        </w:rPr>
+        <w:t>{</w:t>
+      </w:r>
+      <w:proofErr w:type="gramEnd"/>
+      <w:r>
+        <w:rPr>
+          <w:rFonts w:ascii="Preeti" w:hAnsi="Preeti"/>
+          <w:sz w:val="32"/>
+          <w:szCs w:val="28"/>
+        </w:rPr>
+        <w:t xml:space="preserve">mt </w:t>
+      </w:r>
+      <w:proofErr w:type="spellStart"/>
+      <w:r>
+        <w:rPr>
+          <w:rFonts w:ascii="Preeti" w:hAnsi="Preeti"/>
+          <w:sz w:val="32"/>
+          <w:szCs w:val="28"/>
+        </w:rPr>
+        <w:t>kfpg</w:t>
+      </w:r>
+      <w:proofErr w:type="spellEnd"/>
+      <w:r>
+        <w:rPr>
+          <w:rFonts w:ascii="Preeti" w:hAnsi="Preeti"/>
+          <w:sz w:val="32"/>
+          <w:szCs w:val="28"/>
+        </w:rPr>
+        <w:t xml:space="preserve"> cg'/</w:t>
+      </w:r>
+      <w:proofErr w:type="gramStart"/>
+      <w:r>
+        <w:rPr>
+          <w:rFonts w:ascii="Preeti" w:hAnsi="Preeti"/>
+          <w:sz w:val="32"/>
+          <w:szCs w:val="28"/>
+        </w:rPr>
+        <w:t>f]w</w:t>
+      </w:r>
+      <w:proofErr w:type="gramEnd"/>
+      <w:r>
+        <w:rPr>
+          <w:rFonts w:ascii="Preeti" w:hAnsi="Preeti"/>
+          <w:sz w:val="32"/>
+          <w:szCs w:val="28"/>
+        </w:rPr>
+        <w:t xml:space="preserve"> </w:t>
+      </w:r>
+      <w:proofErr w:type="gramStart"/>
+      <w:r>
+        <w:rPr>
+          <w:rFonts w:ascii="Preeti" w:hAnsi="Preeti"/>
+          <w:sz w:val="32"/>
+          <w:szCs w:val="28"/>
+        </w:rPr>
+        <w:t>5 .</w:t>
+      </w:r>
+      <w:proofErr w:type="gramEnd"/>
+      <w:r>
+        <w:rPr>
+          <w:rFonts w:ascii="Preeti" w:hAnsi="Preeti"/>
+          <w:sz w:val="32"/>
+          <w:szCs w:val="28"/>
+        </w:rPr>
+        <w:t xml:space="preserve"> </w:t>
+      </w:r>
+      <w:proofErr w:type="spellStart"/>
+      <w:r>
+        <w:rPr>
+          <w:rFonts w:ascii="Preeti" w:hAnsi="Preeti"/>
+          <w:sz w:val="32"/>
+          <w:szCs w:val="28"/>
+        </w:rPr>
+        <w:t>wGojfb</w:t>
+      </w:r>
+      <w:proofErr w:type="spellEnd"/>
+      <w:r>
+        <w:rPr>
+          <w:rFonts w:ascii="Preeti" w:hAnsi="Preeti"/>
+          <w:sz w:val="32"/>
+          <w:szCs w:val="28"/>
+        </w:rPr>
+        <w:t xml:space="preserve"> Û </w:t>
       </w:r>
     </w:p>
     <w:p>
       <w:pPr>
         <w:rPr>
           <w:rFonts w:ascii="Preeti" w:hAnsi="Preeti"/>
+          <w:sz w:val="28"/>
+          <w:szCs w:val="24"/>
         </w:rPr>
       </w:pPr>
     </w:p>
     <w:p>
       <w:pPr>
         <w:ind w:left="5760" w:firstLine="720"/>
-        <w:jc w:val="center"/>
-        <w:rPr>
-          <w:rFonts w:ascii="Preeti" w:hAnsi="Preeti"/>
+        <w:rPr>
+          <w:rFonts w:ascii="Preeti" w:hAnsi="Preeti"/>
+          <w:sz w:val="32"/>
+          <w:szCs w:val="28"/>
         </w:rPr>
       </w:pPr>
-      <w:r>
-        <w:rPr>
-          <w:rFonts w:ascii="Preeti" w:hAnsi="Preeti"/>
-        </w:rPr>
-        <w:t>lgj]bs</w:t>
-      </w:r>
-      <w:r>
-        <w:rPr>
-          <w:rFonts w:ascii="Preeti" w:hAnsi="Preeti"/>
+      <w:proofErr w:type="spellStart"/>
+      <w:r>
+        <w:rPr>
+          <w:rFonts w:ascii="Preeti" w:hAnsi="Preeti"/>
+          <w:sz w:val="32"/>
+          <w:szCs w:val="28"/>
+        </w:rPr>
+        <w:t>lgj</w:t>
+      </w:r>
+      <w:proofErr w:type="spellEnd"/>
+      <w:r>
+        <w:rPr>
+          <w:rFonts w:ascii="Preeti" w:hAnsi="Preeti"/>
+          <w:sz w:val="32"/>
+          <w:szCs w:val="28"/>
+        </w:rPr>
+        <w:t>]bs</w:t>
+      </w:r>
+      <w:r>
+        <w:rPr>
+          <w:rFonts w:ascii="Preeti" w:hAnsi="Preeti"/>
+          <w:sz w:val="32"/>
+          <w:szCs w:val="28"/>
         </w:rPr>
         <w:tab/>
       </w:r>
     </w:p>
     <w:p>
       <w:pPr>
-        <w:spacing w:line="240" w:lineRule="auto"/>
-        <w:jc w:val="right"/>
-        <w:rPr>
-          <w:rFonts w:ascii="Preeti" w:hAnsi="Preeti"/>
+        <w:spacing w:line="360" w:lineRule="auto"/>
+        <w:ind w:left="6300" w:hanging="540"/>
+        <w:rPr>
+          <w:rFonts w:ascii="Preeti" w:hAnsi="Preeti"/>
+          <w:sz w:val="32"/>
+          <w:szCs w:val="28"/>
         </w:rPr>
       </w:pPr>
       <w:r>
         <w:rPr>
           <w:rFonts w:ascii="Preeti" w:hAnsi="Preeti"/>
-        </w:rPr>
-        <w:t xml:space="preserve"> </w:t>
-      </w:r>
-      <w:r>
-        <w:rPr>
-          <w:rFonts w:ascii="Preeti" w:hAnsi="Preeti"/>
-        </w:rPr>
-        <w:t>s[i6n ;'jfn</w:t>
-      </w:r>
-      <w:r>
-        <w:rPr>
-          <w:rFonts w:ascii="Preeti" w:hAnsi="Preeti"/>
-        </w:rPr>
-        <w:tab/>
-      </w:r>
-    </w:p>
-    <w:p>
-      <w:pPr>
-        <w:spacing w:line="240" w:lineRule="auto"/>
-        <w:jc w:val="right"/>
-        <w:rPr>
-          <w:rFonts w:ascii="Preeti" w:hAnsi="Preeti"/>
-        </w:rPr>
-      </w:pPr>
-      <w:r>
-        <w:rPr>
-          <w:rFonts w:ascii="Preeti" w:hAnsi="Preeti"/>
-        </w:rPr>
-        <w:t xml:space="preserve"> </w:t>
-      </w:r>
-      <w:r>
-        <w:rPr>
-          <w:rFonts w:ascii="Preeti" w:hAnsi="Preeti"/>
+          <w:sz w:val="32"/>
+          <w:szCs w:val="28"/>
+        </w:rPr>
+        <w:t xml:space="preserve">     </w:t>
+      </w:r>
+      <w:proofErr w:type="gramStart"/>
+      <w:r>
+        <w:rPr>
+          <w:rFonts w:ascii="Preeti" w:hAnsi="Preeti"/>
+          <w:sz w:val="32"/>
+          <w:szCs w:val="28"/>
+        </w:rPr>
+        <w:t>s[</w:t>
+      </w:r>
+      <w:proofErr w:type="gramEnd"/>
+      <w:r>
+        <w:rPr>
+          <w:rFonts w:ascii="Preeti" w:hAnsi="Preeti"/>
+          <w:sz w:val="32"/>
+          <w:szCs w:val="28"/>
+        </w:rPr>
+        <w:t>i6</w:t>
+      </w:r>
+      <w:proofErr w:type="gramStart"/>
+      <w:r>
+        <w:rPr>
+          <w:rFonts w:ascii="Preeti" w:hAnsi="Preeti"/>
+          <w:sz w:val="32"/>
+          <w:szCs w:val="28"/>
+        </w:rPr>
+        <w:t>n ;</w:t>
+      </w:r>
+      <w:proofErr w:type="gramEnd"/>
+      <w:r>
+        <w:rPr>
+          <w:rFonts w:ascii="Preeti" w:hAnsi="Preeti"/>
+          <w:sz w:val="32"/>
+          <w:szCs w:val="28"/>
+        </w:rPr>
+        <w:t>'</w:t>
+      </w:r>
+      <w:proofErr w:type="spellStart"/>
+      <w:r>
+        <w:rPr>
+          <w:rFonts w:ascii="Preeti" w:hAnsi="Preeti"/>
+          <w:sz w:val="32"/>
+          <w:szCs w:val="28"/>
+        </w:rPr>
+        <w:t>jfn</w:t>
+      </w:r>
+      <w:proofErr w:type="spellEnd"/>
+      <w:r>
+        <w:rPr>
+          <w:rFonts w:ascii="Preeti" w:hAnsi="Preeti"/>
+          <w:sz w:val="32"/>
+          <w:szCs w:val="28"/>
+        </w:rPr>
+        <w:t xml:space="preserve">  </w:t>
+      </w:r>
+      <w:proofErr w:type="gramStart"/>
+      <w:r>
+        <w:rPr>
+          <w:rFonts w:ascii="Preeti" w:hAnsi="Preeti"/>
+          <w:sz w:val="32"/>
+          <w:szCs w:val="28"/>
+        </w:rPr>
+        <w:t xml:space="preserve">  </w:t>
+      </w:r>
+      <w:r>
+        <w:rPr>
+          <w:rFonts w:ascii="Preeti" w:hAnsi="Preeti"/>
+          <w:sz w:val="32"/>
+          <w:szCs w:val="28"/>
         </w:rPr>
         <w:t>;a</w:t>
       </w:r>
+      <w:proofErr w:type="gramEnd"/>
       <w:r>
         <w:rPr>
           <w:rFonts w:ascii="Calibri" w:hAnsi="Calibri" w:cs="Calibri"/>
+          <w:sz w:val="32"/>
+          <w:szCs w:val="28"/>
         </w:rPr>
         <w:t>‐</w:t>
       </w:r>
-      <w:r>
-        <w:rPr>
-          <w:rFonts w:ascii="Preeti" w:hAnsi="Preeti"/>
-        </w:rPr>
-        <w:t>OlGhlgo/</w:t>
-      </w:r>
-      <w:r>
-        <w:rPr>
-          <w:rFonts w:ascii="Preeti" w:hAnsi="Preeti"/>
-        </w:rPr>
-        <w:tab/>
-      </w:r>
-    </w:p>
-    <w:p>
-      <w:pPr>
-        <w:spacing w:line="240" w:lineRule="auto"/>
-        <w:ind w:left="4320" w:firstLine="720"/>
-        <w:jc w:val="center"/>
-        <w:rPr>
-          <w:rFonts w:ascii="Preeti" w:hAnsi="Preeti"/>
-        </w:rPr>
-      </w:pPr>
-      <w:r>
-        <w:rPr>
-          <w:rFonts w:ascii="Preeti" w:hAnsi="Preeti"/>
-        </w:rPr>
-        <w:t xml:space="preserve">                </w:t>
-      </w:r>
-      <w:r>
-        <w:rPr>
-          <w:rFonts w:ascii="Preeti" w:hAnsi="Preeti"/>
+      <w:proofErr w:type="spellStart"/>
+      <w:r>
+        <w:rPr>
+          <w:rFonts w:ascii="Preeti" w:hAnsi="Preeti"/>
+          <w:sz w:val="32"/>
+          <w:szCs w:val="28"/>
+        </w:rPr>
+        <w:t>OlGhlgo</w:t>
+      </w:r>
+      <w:proofErr w:type="spellEnd"/>
+      <w:r>
+        <w:rPr>
+          <w:rFonts w:ascii="Preeti" w:hAnsi="Preeti"/>
+          <w:sz w:val="32"/>
+          <w:szCs w:val="28"/>
+        </w:rPr>
+        <w:t>/</w:t>
+      </w:r>
+      <w:r>
+        <w:rPr>
+          <w:rFonts w:ascii="Preeti" w:hAnsi="Preeti"/>
+          <w:sz w:val="32"/>
+          <w:szCs w:val="28"/>
+        </w:rPr>
+        <w:t xml:space="preserve">         </w:t>
+      </w:r>
+      <w:r>
+        <w:rPr>
+          <w:rFonts w:ascii="Preeti" w:hAnsi="Preeti"/>
+          <w:sz w:val="32"/>
+          <w:szCs w:val="28"/>
         </w:rPr>
         <w:t xml:space="preserve">j8f </w:t>
       </w:r>
       <w:r>
         <w:rPr>
           <w:rFonts w:ascii="Preeti" w:hAnsi="Preeti"/>
-        </w:rPr>
-        <w:t xml:space="preserve">g+= ! </w:t>
-      </w:r>
-    </w:p>
-    <w:p>
-      <w:pPr>
-        <w:spacing w:line="240" w:lineRule="auto"/>
-        <w:ind w:left="6480"/>
-        <w:jc w:val="center"/>
-        <w:rPr>
-          <w:rFonts w:ascii="Preeti" w:hAnsi="Preeti"/>
-        </w:rPr>
-      </w:pPr>
-      <w:r>
-        <w:rPr>
-          <w:rFonts w:ascii="Preeti" w:hAnsi="Preeti"/>
-        </w:rPr>
-        <w:t xml:space="preserve">      </w:t>
-      </w:r>
-      <w:bookmarkStart w:id="0" w:name="_GoBack"/>
-      <w:bookmarkEnd w:id="0"/>
-      <w:r>
-        <w:rPr>
-          <w:rFonts w:ascii="Preeti" w:hAnsi="Preeti"/>
-        </w:rPr>
-        <w:t>gfª\Un]ef/], sf7df8f}F</w:t>
-      </w:r>
+          <w:sz w:val="32"/>
+          <w:szCs w:val="28"/>
+        </w:rPr>
+        <w:t>g+</w:t>
+      </w:r>
+      <w:proofErr w:type="gramStart"/>
+      <w:r>
+        <w:rPr>
+          <w:rFonts w:ascii="Preeti" w:hAnsi="Preeti"/>
+          <w:sz w:val="32"/>
+          <w:szCs w:val="28"/>
+        </w:rPr>
+        <w:t>= !</w:t>
+      </w:r>
+      <w:proofErr w:type="gramEnd"/>
+      <w:r>
+        <w:rPr>
+          <w:rFonts w:ascii="Preeti" w:hAnsi="Preeti"/>
+          <w:sz w:val="32"/>
+          <w:szCs w:val="28"/>
+        </w:rPr>
+        <w:t xml:space="preserve">       </w:t>
+      </w:r>
+      <w:r>
+        <w:rPr>
+          <w:rFonts w:ascii="Preeti" w:hAnsi="Preeti"/>
+          <w:sz w:val="32"/>
+          <w:szCs w:val="28"/>
+        </w:rPr>
+        <w:t>gfª\</w:t>
+      </w:r>
+      <w:proofErr w:type="gramStart"/>
+      <w:r>
+        <w:rPr>
+          <w:rFonts w:ascii="Preeti" w:hAnsi="Preeti"/>
+          <w:sz w:val="32"/>
+          <w:szCs w:val="28"/>
+        </w:rPr>
+        <w:t>Un]</w:t>
+      </w:r>
+      <w:proofErr w:type="spellStart"/>
+      <w:r>
+        <w:rPr>
+          <w:rFonts w:ascii="Preeti" w:hAnsi="Preeti"/>
+          <w:sz w:val="32"/>
+          <w:szCs w:val="28"/>
+        </w:rPr>
+        <w:t>ef</w:t>
+      </w:r>
+      <w:proofErr w:type="spellEnd"/>
+      <w:proofErr w:type="gramEnd"/>
+      <w:r>
+        <w:rPr>
+          <w:rFonts w:ascii="Preeti" w:hAnsi="Preeti"/>
+          <w:sz w:val="32"/>
+          <w:szCs w:val="28"/>
+        </w:rPr>
+        <w:t>/], sf7df8</w:t>
+      </w:r>
+      <w:proofErr w:type="gramStart"/>
+      <w:r>
+        <w:rPr>
+          <w:rFonts w:ascii="Preeti" w:hAnsi="Preeti"/>
+          <w:sz w:val="32"/>
+          <w:szCs w:val="28"/>
+        </w:rPr>
+        <w:t>f}F</w:t>
+      </w:r>
+      <w:proofErr w:type="gramEnd"/>
     </w:p>
     <w:sectPr>
       <w:pgSz w:w="11906" w:h="16838" w:code="9"/>
@@ -463,7 +1963,7 @@
 </file>
 
 <file path=word/styles.xml><?xml version="1.0" encoding="utf-8"?>
-<w:styles xmlns:mc="http://schemas.openxmlformats.org/markup-compatibility/2006" xmlns:r="http://schemas.openxmlformats.org/officeDocument/2006/relationships" xmlns:w="http://schemas.openxmlformats.org/wordprocessingml/2006/main" xmlns:w14="http://schemas.microsoft.com/office/word/2010/wordml" xmlns:w15="http://schemas.microsoft.com/office/word/2012/wordml" xmlns:w16se="http://schemas.microsoft.com/office/word/2015/wordml/symex" mc:Ignorable="w14 w15 w16se">
+<w:styles xmlns:mc="http://schemas.openxmlformats.org/markup-compatibility/2006" xmlns:r="http://schemas.openxmlformats.org/officeDocument/2006/relationships" xmlns:w="http://schemas.openxmlformats.org/wordprocessingml/2006/main" xmlns:w14="http://schemas.microsoft.com/office/word/2010/wordml" xmlns:w15="http://schemas.microsoft.com/office/word/2012/wordml" xmlns:w16cex="http://schemas.microsoft.com/office/word/2018/wordml/cex" xmlns:w16cid="http://schemas.microsoft.com/office/word/2016/wordml/cid" xmlns:w16="http://schemas.microsoft.com/office/word/2018/wordml" xmlns:w16du="http://schemas.microsoft.com/office/word/2023/wordml/word16du" xmlns:w16sdtdh="http://schemas.microsoft.com/office/word/2020/wordml/sdtdatahash" xmlns:w16sdtfl="http://schemas.microsoft.com/office/word/2024/wordml/sdtformatlock" xmlns:w16se="http://schemas.microsoft.com/office/word/2015/wordml/symex" mc:Ignorable="w14 w15 w16se w16cid w16 w16cex w16sdtdh w16sdtfl w16du">
   <w:docDefaults>
     <w:rPrDefault>
       <w:rPr>
@@ -478,7 +1978,7 @@
       </w:pPr>
     </w:pPrDefault>
   </w:docDefaults>
-  <w:latentStyles w:defLockedState="0" w:defUIPriority="99" w:defSemiHidden="0" w:defUnhideWhenUsed="0" w:defQFormat="0" w:count="371">
+  <w:latentStyles w:defLockedState="0" w:defUIPriority="99" w:defSemiHidden="0" w:defUnhideWhenUsed="0" w:defQFormat="0" w:count="376">
     <w:lsdException w:name="Normal" w:uiPriority="0" w:qFormat="1"/>
     <w:lsdException w:name="heading 1" w:uiPriority="9" w:qFormat="1"/>
     <w:lsdException w:name="heading 2" w:semiHidden="1" w:uiPriority="9" w:unhideWhenUsed="1" w:qFormat="1"/>
@@ -850,6 +2350,11 @@
     <w:lsdException w:name="List Table 5 Dark Accent 6" w:uiPriority="50"/>
     <w:lsdException w:name="List Table 6 Colorful Accent 6" w:uiPriority="51"/>
     <w:lsdException w:name="List Table 7 Colorful Accent 6" w:uiPriority="52"/>
+    <w:lsdException w:name="Mention" w:semiHidden="1" w:unhideWhenUsed="1"/>
+    <w:lsdException w:name="Smart Hyperlink" w:semiHidden="1" w:unhideWhenUsed="1"/>
+    <w:lsdException w:name="Hashtag" w:semiHidden="1" w:unhideWhenUsed="1"/>
+    <w:lsdException w:name="Unresolved Mention" w:semiHidden="1" w:unhideWhenUsed="1"/>
+    <w:lsdException w:name="Smart Link" w:semiHidden="1" w:unhideWhenUsed="1"/>
   </w:latentStyles>
   <w:style w:type="paragraph" w:default="1" w:styleId="Normal">
     <w:name w:val="Normal"/>
